--- a/testakten/versausgleich-haerte-bgh-schaefer-nuernberg/docx/Notarielle_Vereinbarung_11_11_2021.docx
+++ b/testakten/versausgleich-haerte-bgh-schaefer-nuernberg/docx/Notarielle_Vereinbarung_11_11_2021.docx
@@ -21,7 +21,7 @@
         <w:jc w:val="center"/>
       </w:pPr>
       <w:r>
-        <w:t>Verhandelt zu Nuernberg am elften November des Jahres zweitausendeinundzwanzig (11.11.2021)</w:t>
+        <w:t>Verhandelt zu Nürnberg am elften November des Jahres zweitausendeinundzwanzig (11.11.2021)</w:t>
       </w:r>
     </w:p>
     <w:p>
@@ -40,12 +40,12 @@
         <w:rPr>
           <w:b/>
         </w:rPr>
-        <w:t>Dr. Holger Wamsdoerfer</w:t>
+        <w:t>Dr. Holger Wamsdörfer</w:t>
       </w:r>
     </w:p>
     <w:p>
       <w:r>
-        <w:t>Notariat Pirckheimerstr. 12, 90408 Nuernberg</w:t>
+        <w:t>Notariat Pirckheimerstr. 12, 90408 Nürnberg</w:t>
       </w:r>
     </w:p>
     <w:p>
@@ -61,7 +61,7 @@
     </w:p>
     <w:p>
       <w:r>
-        <w:t>1. Herr Dr. Maximilian Schaefer, Zahnarzt, geboren am 03.02.1958, wohnhaft Schillerstr. 14, 91054 Erlangen, ausgewiesen durch Bundespersonalausweis-Nr. T7Y8R2M4J9, gueltig bis 22.04.2026 - im Folgenden 'der Ehemann' -</w:t>
+        <w:t>1. Herr Dr. Maximilian Schäfer, Zahnarzt, geboren am 03.02.1958, wohnhaft Schillerstr. 14, 91054 Erlangen, ausgewiesen durch Bundespersonalausweis-Nr. T7Y8R2M4J9, gültig bis 22.04.2026 - im Folgenden 'der Ehemann' -</w:t>
       </w:r>
     </w:p>
     <w:p>
@@ -69,7 +69,7 @@
     </w:p>
     <w:p>
       <w:r>
-        <w:t>2. Frau Leonie Schaefer geb. Winterstein, Grundschullehrerin, geboren am 11.06.1961, wohnhaft Schweinauer Hauptstr. 144, 90441 Nuernberg, ausgewiesen durch Bundespersonalausweis-Nr. L3K4M8N1Q7, gueltig bis 11.03.2027 - im Folgenden 'die Ehefrau' -</w:t>
+        <w:t>2. Frau Leonie Schäfer geb. Winterstein, Grundschullehrerin, geboren am 11.06.1961, wohnhaft Schweinauer Hauptstr. 144, 90441 Nürnberg, ausgewiesen durch Bundespersonalausweis-Nr. L3K4M8N1Q7, gültig bis 11.03.2027 - im Folgenden 'die Ehefrau' -</w:t>
       </w:r>
     </w:p>
     <w:p>
@@ -77,7 +77,7 @@
     </w:p>
     <w:p>
       <w:r>
-        <w:t>Die Erschienenen erklaerten zur notariellen Niederschrift:</w:t>
+        <w:t>Die Erschienenen erklärten zur notariellen Niederschrift:</w:t>
       </w:r>
     </w:p>
     <w:p>
@@ -91,17 +91,17 @@
         <w:rPr>
           <w:rFonts w:ascii="Calibri" w:hAnsi="Calibri"/>
         </w:rPr>
-        <w:t>§ 1 Vorbemerkungen</w:t>
+        <w:t>Paragraf 1 Vorbemerkungen</w:t>
       </w:r>
     </w:p>
     <w:p>
       <w:r>
-        <w:t>(1) Wir haben am 12.09.1987 in Nuernberg die Ehe geschlossen. Wir leben in dem gesetzlichen Gueterstand der Zugewinngemeinschaft. Kinder sind aus der Ehe nicht hervorgegangen.</w:t>
+        <w:t>(1) Wir haben am 12.09.1987 in Nürnberg die Ehe geschlossen. Wir leben in dem gesetzlichen Güterstand der Zugewinngemeinschaft. Kinder sind aus der Ehe nicht hervorgegangen.</w:t>
       </w:r>
     </w:p>
     <w:p>
       <w:r>
-        <w:t>(2) Wir leben raeumlich seit dem 02.04.2021 getrennt. Vor dem Amtsgericht Nuernberg-Fuerth - Familiengericht - ist unter dem Aktenzeichen 110 F 2418/21 das Scheidungsverfahren anhaengig. Die Beteiligten beabsichtigen, die nachstehende Vereinbarung zur Erledigung der vermoegensrechtlichen Folgen der Scheidung zu schliessen.</w:t>
+        <w:t>(2) Wir leben räumlich seit dem 02.04.2021 getrennt. Vor dem Amtsgericht Nürnberg-Fürth - Familiengericht - ist unter dem Aktenzeichen 110 F 2418/21 das Scheidungsverfahren anhängig. Die Beteiligten beabsichtigen, die nachstehende Vereinbarung zur Erledigung der vermögensrechtlichen Folgen der Scheidung zu schließen.</w:t>
       </w:r>
     </w:p>
     <w:p>
@@ -115,12 +115,12 @@
         <w:rPr>
           <w:rFonts w:ascii="Calibri" w:hAnsi="Calibri"/>
         </w:rPr>
-        <w:t>§ 2 Zugewinnausgleich - Pauschalbetrag</w:t>
+        <w:t>Paragraf 2 Zugewinnausgleich - Pauschalbetrag</w:t>
       </w:r>
     </w:p>
     <w:p>
       <w:r>
-        <w:t>Zur Abgeltung saemtlicher Zugewinnausgleichsanspruechen der Ehefrau gegen den Ehemann und umgekehrt verpflichtet sich die Ehefrau, an den Ehemann einen Betrag in Hoehe von</w:t>
+        <w:t>Zur Abgeltung sämtlicher Zugewinnausgleichsansprüchen der Ehefrau gegen den Ehemann und umgekehrt verpflichtet sich die Ehefrau, an den Ehemann einen Betrag in Höhe von</w:t>
       </w:r>
     </w:p>
     <w:p>
@@ -134,7 +134,7 @@
         <w:rPr>
           <w:b/>
         </w:rPr>
-        <w:t>385.000,00 EUR (in Worten: dreihundertfuenfundachtzigtausend Euro)</w:t>
+        <w:t>385.000,00 EUR (in Worten: dreihundertfünfundachtzigtausend Euro)</w:t>
       </w:r>
     </w:p>
     <w:p>
@@ -142,7 +142,7 @@
     </w:p>
     <w:p>
       <w:r>
-        <w:t>zu zahlen. Die Zahlung erfolgt binnen 14 Tagen nach Rechtskraft des Scheidungsbeschlusses auf das vom Ehemann zu benennende Konto. Mit dieser Zahlung sind saemtliche Zugewinnausgleichsanspruechen der Beteiligten gegeneinander erledigt; die Beteiligten verzichten wechselseitig auf weitergehende Anspruechen.</w:t>
+        <w:t>zu zahlen. Die Zahlung erfolgt binnen 14 Tagen nach Rechtskraft des Scheidungsbeschlusses auf das vom Ehemann zu benennende Konto. Mit dieser Zahlung sind sämtliche Zugewinnausgleichsansprüchen der Beteiligten gegeneinander erledigt; die Beteiligten verzichten wechselseitig auf weitergehende Ansprüchen.</w:t>
       </w:r>
     </w:p>
     <w:p>
@@ -156,12 +156,12 @@
         <w:rPr>
           <w:rFonts w:ascii="Calibri" w:hAnsi="Calibri"/>
         </w:rPr>
-        <w:t>§ 3 Hausrat</w:t>
+        <w:t>Paragraf 3 Hausrat</w:t>
       </w:r>
     </w:p>
     <w:p>
       <w:r>
-        <w:t>Die Beteiligten haben den Hausrat einvernehmlich aufgeteilt. Streit ueber Hausrat besteht nicht.</w:t>
+        <w:t>Die Beteiligten haben den Hausrat einvernehmlich aufgeteilt. Streit über Hausrat besteht nicht.</w:t>
       </w:r>
     </w:p>
     <w:p>
@@ -175,12 +175,12 @@
         <w:rPr>
           <w:rFonts w:ascii="Calibri" w:hAnsi="Calibri"/>
         </w:rPr>
-        <w:t>§ 4 Ehewohnung</w:t>
+        <w:t>Paragraf 4 Ehewohnung</w:t>
       </w:r>
     </w:p>
     <w:p>
       <w:r>
-        <w:t>Der Ehemann ist am 02.04.2021 aus der bisherigen Ehewohnung Schweinauer Hauptstr. 144, 90441 Nuernberg, ausgezogen. Die Ehewohnung verbleibt der Ehefrau zur alleinigen Nutzung. Die Beteiligten verzichten wechselseitig auf weitere Anspruechen die Ehewohnung betreffend.</w:t>
+        <w:t>Der Ehemann ist am 02.04.2021 aus der bisherigen Ehewohnung Schweinauer Hauptstr. 144, 90441 Nürnberg, ausgezogen. Die Ehewohnung verbleibt der Ehefrau zur alleinigen Nutzung. Die Beteiligten verzichten wechselseitig auf weitere Ansprüchen die Ehewohnung betreffend.</w:t>
       </w:r>
     </w:p>
     <w:p>
@@ -194,12 +194,12 @@
         <w:rPr>
           <w:rFonts w:ascii="Calibri" w:hAnsi="Calibri"/>
         </w:rPr>
-        <w:t>§ 5 Unterhalt</w:t>
+        <w:t>Paragraf 5 Unterhalt</w:t>
       </w:r>
     </w:p>
     <w:p>
       <w:r>
-        <w:t>Die Beteiligten verzichten gegenseitig auf nachehelichen Unterhalt fuer den Fall ihrer Scheidung sowie fuer den Fall der Wiederheirat und fuer die Zeit der Trennung. Sie kennen die rechtliche Tragweite dieses Verzichts; der Notar hat sie auf die Bedeutung des § 1585c BGB hingewiesen.</w:t>
+        <w:t>Die Beteiligten verzichten gegenseitig auf nachehelichen Unterhalt für den Fall ihrer Scheidung sowie für den Fall der Wiederheirat und für die Zeit der Trennung. Sie kennen die rechtliche Tragweite dieses Verzichts; der Notar hat sie auf die Bedeutung des Paragrafen 1585c BGB hingewiesen.</w:t>
       </w:r>
     </w:p>
     <w:p>
@@ -213,12 +213,12 @@
         <w:rPr>
           <w:rFonts w:ascii="Calibri" w:hAnsi="Calibri"/>
         </w:rPr>
-        <w:t>§ 6 Lebensversicherung als Versorgungsausgleich-Sicherheit</w:t>
+        <w:t>Paragraf 6 Lebensversicherung als Versorgungsausgleich-Sicherheit</w:t>
       </w:r>
     </w:p>
     <w:p>
       <w:r>
-        <w:t>Die Beteiligten erklaeren, dass die Lebensversicherung der Allianz Versicherung Nr. 0817 4118 22 und die Direktversicherung Wuerttembergische Nr. 4471 9982 73 nicht Gegenstand dieser Vereinbarung sind; sie sind ausschliesslich Gegenstand des Versorgungsausgleichs.</w:t>
+        <w:t>Die Beteiligten erklären, dass die Lebensversicherung der Allianz Versicherung Nr. 0817 4118 22 und die Direktversicherung Württembergische Nr. 4471 9982 73 nicht Gegenstand dieser Vereinbarung sind; sie sind ausschließlich Gegenstand des Versorgungsausgleichs.</w:t>
       </w:r>
     </w:p>
     <w:p>
@@ -232,12 +232,12 @@
         <w:rPr>
           <w:rFonts w:ascii="Calibri" w:hAnsi="Calibri"/>
         </w:rPr>
-        <w:t>§ 7 Erbschaft Winterstein</w:t>
+        <w:t>Paragraf 7 Erbschaft Winterstein</w:t>
       </w:r>
     </w:p>
     <w:p>
       <w:r>
-        <w:t>Die Beteiligten stellen klar, dass die Erbschaft der Ehefrau nach ihrem Onkel Theodor Winterstein (verstorben 14.03.2019) ein nach § 1374 Abs. 2 BGB privilegiertes Vermoegen darstellt. Die Beteiligten haben diese Privilegierung bei der Berechnung des Pauschalbetrags des § 2 angemessen beruecksichtigt; sie verzichten auf eine weitergehende Aufschluesselung.</w:t>
+        <w:t>Die Beteiligten stellen klar, dass die Erbschaft der Ehefrau nach ihrem Onkel Theodor Winterstein (verstorben 14.03.2019) ein nach Paragraf 1374 Abs. 2 BGB privilegiertes Vermögen darstellt. Die Beteiligten haben diese Privilegierung bei der Berechnung des Pauschalbetrags des Paragrafen 2 angemessen berücksichtigt; sie verzichten auf eine weitergehende Aufschlüsselung.</w:t>
       </w:r>
     </w:p>
     <w:p>
@@ -251,17 +251,17 @@
         <w:rPr>
           <w:rFonts w:ascii="Calibri" w:hAnsi="Calibri"/>
         </w:rPr>
-        <w:t>§ 8 Versorgungsausgleich - ausdruecklich ausgenommen</w:t>
+        <w:t>Paragraf 8 Versorgungsausgleich - ausdrücklich ausgenommen</w:t>
       </w:r>
     </w:p>
     <w:p>
       <w:r>
-        <w:t>(1) Die vorliegende Vereinbarung erstreckt sich ausdruecklich nicht auf den oeffentlich-rechtlichen Versorgungsausgleich. Die Beteiligten erklaeren, dass der Versorgungsausgleich allein durch das Familiengericht von Amts wegen entschieden wird.</w:t>
+        <w:t>(1) Die vorliegende Vereinbarung erstreckt sich ausdrücklich nicht auf den öffentlich-rechtlichen Versorgungsausgleich. Die Beteiligten erklären, dass der Versorgungsausgleich allein durch das Familiengericht von Amts wegen entschieden wird.</w:t>
       </w:r>
     </w:p>
     <w:p>
       <w:r>
-        <w:t>(2) Die Beteiligten sind durch den Notar darueber aufgeklaert worden, dass eine Vereinbarung ueber den Ausschluss oder die Modifizierung des Versorgungsausgleichs nach § 8 VersAusglG i. V. m. § 1408 BGB der notariellen Form bedarf und im Einzelfall der Inhalts- und Wirksamkeitskontrolle durch das Familiengericht unterliegt. Die Beteiligten haben sich entschieden, eine solche Vereinbarung nicht zu treffen.</w:t>
+        <w:t>(2) Die Beteiligten sind durch den Notar darüber aufgeklärt worden, dass eine Vereinbarung über den Ausschluss oder die Modifizierung des Versorgungsausgleichs nach Paragraf 8 VersAusglG i. V. m. Paragraf 1408 BGB der notariellen Form bedarf und im Einzelfall der Inhalts- und Wirksamkeitskontrolle durch das Familiengericht unterliegt. Die Beteiligten haben sich entschieden, eine solche Vereinbarung nicht zu treffen.</w:t>
       </w:r>
     </w:p>
     <w:p>
@@ -275,12 +275,12 @@
         <w:rPr>
           <w:rFonts w:ascii="Calibri" w:hAnsi="Calibri"/>
         </w:rPr>
-        <w:t>§ 9 Belehrungen und Schlussbestimmungen</w:t>
+        <w:t>Paragraf 9 Belehrungen und Schlussbestimmungen</w:t>
       </w:r>
     </w:p>
     <w:p>
       <w:r>
-        <w:t>Der Notar hat die Beteiligten ueber die Tragweite saemtlicher Erklaerungen, insbesondere ueber die Bedeutung des Verzichts auf nachehelichen Unterhalt und ueber den Inhalt des § 1374 Abs. 2 BGB, eingehend belehrt. Die Beteiligten haben erklaert, dass sie die Vereinbarung in voller Kenntnis ihrer Tragweite schliessen.</w:t>
+        <w:t>Der Notar hat die Beteiligten über die Tragweite sämtlicher Erklärungen, insbesondere über die Bedeutung des Verzichts auf nachehelichen Unterhalt und über den Inhalt des Paragrafen 1374 Abs. 2 BGB, eingehend belehrt. Die Beteiligten haben erklärt, dass sie die Vereinbarung in voller Kenntnis ihrer Tragweite schließen.</w:t>
       </w:r>
     </w:p>
     <w:p>
@@ -296,7 +296,7 @@
     </w:p>
     <w:p>
       <w:r>
-        <w:t>Dr. Maximilian Schaefer      Leonie Schaefer geb. Winterstein</w:t>
+        <w:t>Dr. Maximilian Schäfer      Leonie Schäfer geb. Winterstein</w:t>
       </w:r>
     </w:p>
     <w:p>
@@ -304,11 +304,11 @@
     </w:p>
     <w:p>
       <w:r>
-        <w:t>Dr. Holger Wamsdoerfer, Notar</w:t>
+        <w:t>Dr. Holger Wamsdörfer, Notar</w:t>
       </w:r>
     </w:p>
     <w:sectPr>
-      <w:pgSz w:w="12240" w:h="15840"/>
+      <w:pgSz w:w="11906" w:h="16838"/>
       <w:pgMar w:top="1417" w:right="1417" w:bottom="1417" w:left="1417" w:header="720" w:footer="720" w:gutter="0"/>
       <w:cols w:space="720"/>
       <w:docGrid w:linePitch="360"/>
